--- a/PP-salygos/templates/PRIEDAI_LT_VALDYMAS.docx
+++ b/PP-salygos/templates/PRIEDAI_LT_VALDYMAS.docx
@@ -39,7 +39,7 @@
           <w:sz w:val="20"/>
           <w:szCs w:val="20"/>
         </w:rPr>
-        <w:t>11</w:t>
+        <w:t>12</w:t>
       </w:r>
       <w:r>
         <w:rPr>
